--- a/public/files/sections/05-daf-in-asien.docx
+++ b/public/files/sections/05-daf-in-asien.docx
@@ -1,177 +1,943 @@
 
 <file path=word/document.xml><?xml version="1.0" encoding="utf-8"?>
-<w:document xmlns:ve="http://schemas.openxmlformats.org/markup-compatibility/2006" xmlns:o="urn:schemas-microsoft-com:office:office" xmlns:r="http://schemas.openxmlformats.org/officeDocument/2006/relationships" xmlns:v="urn:schemas-microsoft-com:vml" xmlns:wp="http://schemas.openxmlformats.org/drawingml/2006/wordprocessingDrawing" xmlns:w10="urn:schemas-microsoft-com:office:word" xmlns:w="http://schemas.openxmlformats.org/wordprocessingml/2006/main">
+<w:document xmlns:wpc="http://schemas.microsoft.com/office/word/2010/wordprocessingCanvas" xmlns:cx="http://schemas.microsoft.com/office/drawing/2014/chartex" xmlns:cx1="http://schemas.microsoft.com/office/drawing/2015/9/8/chartex" xmlns:cx2="http://schemas.microsoft.com/office/drawing/2015/10/21/chartex" xmlns:cx3="http://schemas.microsoft.com/office/drawing/2016/5/9/chartex" xmlns:cx4="http://schemas.microsoft.com/office/drawing/2016/5/10/chartex" xmlns:cx5="http://schemas.microsoft.com/office/drawing/2016/5/11/chartex" xmlns:cx6="http://schemas.microsoft.com/office/drawing/2016/5/12/chartex" xmlns:cx7="http://schemas.microsoft.com/office/drawing/2016/5/13/chartex" xmlns:cx8="http://schemas.microsoft.com/office/drawing/2016/5/14/chartex" xmlns:mc="http://schemas.openxmlformats.org/markup-compatibility/2006" xmlns:aink="http://schemas.microsoft.com/office/drawing/2016/ink" xmlns:am3d="http://schemas.microsoft.com/office/drawing/2017/model3d" xmlns:o="urn:schemas-microsoft-com:office:office" xmlns:oel="http://schemas.microsoft.com/office/2019/extlst" xmlns:r="http://schemas.openxmlformats.org/officeDocument/2006/relationships" xmlns:m="http://schemas.openxmlformats.org/officeDocument/2006/math" xmlns:v="urn:schemas-microsoft-com:vml" xmlns:wp14="http://schemas.microsoft.com/office/word/2010/wordprocessingDrawing" xmlns:wp="http://schemas.openxmlformats.org/drawingml/2006/wordprocessingDrawing" xmlns:w10="urn:schemas-microsoft-com:office:word" xmlns:w="http://schemas.openxmlformats.org/wordprocessingml/2006/main" xmlns:w14="http://schemas.microsoft.com/office/word/2010/wordml" xmlns:w15="http://schemas.microsoft.com/office/word/2012/wordml" xmlns:w16cex="http://schemas.microsoft.com/office/word/2018/wordml/cex" xmlns:w16cid="http://schemas.microsoft.com/office/word/2016/wordml/cid" xmlns:w16="http://schemas.microsoft.com/office/word/2018/wordml" xmlns:w16du="http://schemas.microsoft.com/office/word/2023/wordml/word16du" xmlns:w16sdtdh="http://schemas.microsoft.com/office/word/2020/wordml/sdtdatahash" xmlns:w16sdtfl="http://schemas.microsoft.com/office/word/2024/wordml/sdtformatlock" xmlns:w16se="http://schemas.microsoft.com/office/word/2015/wordml/symex" xmlns:wpg="http://schemas.microsoft.com/office/word/2010/wordprocessingGroup" xmlns:wpi="http://schemas.microsoft.com/office/word/2010/wordprocessingInk" xmlns:wne="http://schemas.microsoft.com/office/word/2006/wordml" xmlns:wps="http://schemas.microsoft.com/office/word/2010/wordprocessingShape" mc:Ignorable="w14 w15 w16se w16cid w16 w16cex w16sdtdh w16sdtfl w16du wp14">
   <w:body>
     <w:p>
       <w:pPr>
         <w:spacing w:after="213"/>
-      </w:pPr>
-      <w:r>
-        <w:rPr>
-          <w:rFonts w:ascii="Arial" w:hAnsi="Arial" w:cs="Arial"/>
+        <w:rPr>
+          <w:lang w:val="de-DE"/>
+        </w:rPr>
+      </w:pPr>
+      <w:r>
+        <w:rPr>
+          <w:rFonts w:ascii="Arial" w:hAnsi="Arial" w:cs="Arial"/>
+          <w:b/>
+          <w:color w:val="0E0E0E"/>
           <w:sz w:val="48"/>
-          <w:sz-cs w:val="48"/>
+          <w:lang w:val="de-DE"/>
+        </w:rPr>
+        <w:t>Welche Bedeutung hat Deutsch als Fremdsprache im gegenwärtigen Asien? Empirische Forschung zu internationalen Kooperationen, individuellen Lernbiographien und innovativen Lehr- und Lernumgebungen.</w:t>
+      </w:r>
+    </w:p>
+    <w:p>
+      <w:pPr>
+        <w:spacing w:after="373"/>
+      </w:pPr>
+      <w:r>
+        <w:rPr>
+          <w:rFonts w:ascii="Arial" w:hAnsi="Arial" w:cs="Arial"/>
           <w:b/>
-          <w:spacing w:val="0"/>
-          <w:color w:val="0E0E0E"/>
-        </w:rPr>
-        <w:t xml:space="preserve">Welche Bedeutung hat Deutsch als Fremdsprache im gegenwärtigen Asien? Empirische Forschung zu internationalen Kooperationen, individuellen Lernbiographien und innovativen Lehr- und Lernumgebungen.</w:t>
-      </w:r>
-    </w:p>
-    <w:p>
-      <w:pPr>
-        <w:spacing w:after="373"/>
-      </w:pPr>
-      <w:r>
-        <w:rPr>
-          <w:rFonts w:ascii="Arial" w:hAnsi="Arial" w:cs="Arial"/>
-          <w:sz w:val="29"/>
-          <w:sz-cs w:val="29"/>
-          <w:b/>
-          <w:spacing w:val="0"/>
           <w:color w:val="262626"/>
-        </w:rPr>
-        <w:t xml:space="preserve">Prof. Dr. Mi-Young Lee (Seoul National University, Republic of Korea), Prof. Dr. Makiko Hoshii (Waseda University, Japan), Florian Thaller (Seoul National University, Republic of Korea)</w:t>
+          <w:sz w:val="29"/>
+        </w:rPr>
+        <w:t>Prof. Dr. Mi-Young Lee (Seoul National University, Republic of Korea), Prof. Dr. Makiko Hoshii (Waseda University, Japan), Florian Thaller (Seoul National University, Republic of Korea)</w:t>
       </w:r>
     </w:p>
     <w:p>
       <w:pPr>
         <w:spacing w:after="213"/>
-      </w:pPr>
-      <w:r>
-        <w:rPr>
-          <w:rFonts w:ascii="Arial" w:hAnsi="Arial" w:cs="Arial"/>
-          <w:sz w:val="29"/>
-          <w:sz-cs w:val="29"/>
-          <w:spacing w:val="0"/>
-          <w:color w:val="0E0E0E"/>
-        </w:rPr>
-        <w:t xml:space="preserve">Die Situation des Deutschen als Fremdsprache (DaF) in Asien ist – im Sinne des Generalthemas der AGT – von ambivalenten Entwicklungen geprägt. Einerseits wird im Zuge rasanter technologischer Entwicklungen, insbesondere im Bereich KI-gestützter Übersetzung, zunehmend die Frage nach dem Nutzen des Fremdsprachenlernens gestellt. Andererseits ermöglichen gerade diese Entwicklungen neue Formen des Lehrens und Lernens, sodass derzeit so viele innovative Ansätze entstehen wie selten zuvor.</w:t>
+        <w:rPr>
+          <w:lang w:val="de-DE"/>
+        </w:rPr>
+      </w:pPr>
+      <w:r>
+        <w:rPr>
+          <w:rFonts w:ascii="Arial" w:hAnsi="Arial" w:cs="Arial"/>
+          <w:color w:val="0E0E0E"/>
+          <w:sz w:val="29"/>
+          <w:lang w:val="de-DE"/>
+        </w:rPr>
+        <w:t>Die Situation des Deutschen als Fremdsprache (DaF) in Asien ist – im Sinne des Generalthemas der AGT – von ambivalenten Entwicklungen geprägt. Einerseits wird im Zuge rasanter technologischer Entwicklungen, insbesondere im Bereich KI-gestützter Übersetzung, zunehmend die Frage nach dem Nutzen des Fremdsprachenlernens gestellt. Andererseits ermöglichen gerade diese Entwicklungen neue Formen des Lehrens und Lernens, sodass derzeit so viele innovative Ansätze entstehen wie selten zuvor.</w:t>
       </w:r>
     </w:p>
     <w:p>
       <w:pPr>
         <w:spacing w:after="213"/>
-      </w:pPr>
-      <w:r>
-        <w:rPr>
-          <w:rFonts w:ascii="Arial" w:hAnsi="Arial" w:cs="Arial"/>
-          <w:sz w:val="29"/>
-          <w:sz-cs w:val="29"/>
-          <w:spacing w:val="0"/>
-          <w:color w:val="0E0E0E"/>
-        </w:rPr>
-        <w:t xml:space="preserve">Diese Dynamik lässt sich aus den spezifischen Bedingungen des DaF-Lernens in (ost-)asiatischen Ländern (und darüber hinaus) erklären. Deutsch wird überwiegend als institutionell gebundene Fremdsprache gelernt, deren Verwendungsmöglichkeiten außerhalb des Unterrichts begrenzt sind. Der Unterricht fungiert daher häufig als zentraler Ort sprachlicher Praxis (Hoshii &amp; Lee im Druck) und begünstigt die Entwicklung von Lernumgebungen, die gezielt Kommunikation und interkulturelle Begegnung ermöglichen.</w:t>
+        <w:rPr>
+          <w:lang w:val="de-DE"/>
+        </w:rPr>
+      </w:pPr>
+      <w:r>
+        <w:rPr>
+          <w:rFonts w:ascii="Arial" w:hAnsi="Arial" w:cs="Arial"/>
+          <w:color w:val="0E0E0E"/>
+          <w:sz w:val="29"/>
+          <w:lang w:val="de-DE"/>
+        </w:rPr>
+        <w:t>Diese Dynamik lässt sich aus den spezifischen Bedingungen des DaF-Lernens in (ost-)asiatischen Ländern (und darüber hinaus) erklären. Deutsch wird überwiegend als institutionell gebundene Fremdsprache gelernt, deren Verwendungsmöglichkeiten außerhalb des Unterrichts begrenzt sind. Der Unterricht fungiert daher häufig als zentraler Ort sprachlicher Praxis (Hoshii &amp; Lee im Druck) und begünstigt die Entwicklung von Lernumgebungen, die gezielt Kommunikation und interkulturelle Begegnung ermöglichen.</w:t>
       </w:r>
     </w:p>
     <w:p>
       <w:pPr>
         <w:spacing w:after="213"/>
-      </w:pPr>
-      <w:r>
-        <w:rPr>
-          <w:rFonts w:ascii="Arial" w:hAnsi="Arial" w:cs="Arial"/>
-          <w:sz w:val="29"/>
-          <w:sz-cs w:val="29"/>
-          <w:spacing w:val="0"/>
-          <w:color w:val="0E0E0E"/>
-        </w:rPr>
-        <w:t xml:space="preserve">Eine zentrale Rolle spielt dabei die internationale Zusammenarbeit in der Sprachpraxis, Lehre und Forschung (vgl. Siebold et al. 2025). Technologische Entwicklungen haben multilaterale Kooperationen intensiviert, sodass sowohl in Netzwerken als auch in einzelnen Kooperationen zwischen Universitäten weltweit neue Formate wie virtuelle Austauschprojekte und gemeinsame Lehrveranstaltungen entstehen (z.B. Czyzak &amp; Thaller 2025, Schart et al. 2025). Charakteristisch ist dabei die enge Verknüpfung von Lehre, Lehrendenausbildung und Forschung: Lehr-Lern-Prozesse werden empirisch begleitet und ausgewertet, wodurch innovative Konzepte und neue Erkenntnisse gewonnen werden.</w:t>
+        <w:rPr>
+          <w:lang w:val="de-DE"/>
+        </w:rPr>
+      </w:pPr>
+      <w:r>
+        <w:rPr>
+          <w:rFonts w:ascii="Arial" w:hAnsi="Arial" w:cs="Arial"/>
+          <w:color w:val="0E0E0E"/>
+          <w:sz w:val="29"/>
+          <w:lang w:val="de-DE"/>
+        </w:rPr>
+        <w:t xml:space="preserve">Eine zentrale Rolle spielt dabei die internationale Zusammenarbeit in der Sprachpraxis, Lehre und Forschung (vgl. Siebold et al. 2025). Technologische Entwicklungen haben multilaterale Kooperationen intensiviert, sodass sowohl in Netzwerken als auch in einzelnen Kooperationen zwischen Universitäten weltweit neue Formate wie virtuelle Austauschprojekte und gemeinsame Lehrveranstaltungen </w:t>
+      </w:r>
+      <w:r>
+        <w:rPr>
+          <w:rFonts w:ascii="Arial" w:hAnsi="Arial" w:cs="Arial"/>
+          <w:color w:val="0E0E0E"/>
+          <w:sz w:val="29"/>
+          <w:lang w:val="de-DE"/>
+        </w:rPr>
+        <w:lastRenderedPageBreak/>
+        <w:t>entstehen (z.B. Czyzak &amp; Thaller 2025, Schart et al. 2025). Charakteristisch ist dabei die enge Verknüpfung von Lehre, Lehrendenausbildung und Forschung: Lehr-Lern-Prozesse werden empirisch begleitet und ausgewertet, wodurch innovative Konzepte und neue Erkenntnisse gewonnen werden.</w:t>
       </w:r>
     </w:p>
     <w:p>
       <w:pPr>
         <w:spacing w:after="213"/>
-      </w:pPr>
-      <w:r>
-        <w:rPr>
-          <w:rFonts w:ascii="Arial" w:hAnsi="Arial" w:cs="Arial"/>
-          <w:sz w:val="29"/>
-          <w:sz-cs w:val="29"/>
-          <w:spacing w:val="0"/>
-          <w:color w:val="0E0E0E"/>
-        </w:rPr>
-        <w:t xml:space="preserve">Vor diesem Hintergrund verfolgt die Sektion das Ziel, empirisch fundierte Forschungsarbeiten zu innovativen Lehr- und Lernformaten sowie zu internationaler Kooperation zu präsentieren und zu diskutieren. Im Zentrum stehen dabei insbesondere folgende Fragestellungen:</w:t>
+        <w:rPr>
+          <w:lang w:val="de-DE"/>
+        </w:rPr>
+      </w:pPr>
+      <w:r>
+        <w:rPr>
+          <w:rFonts w:ascii="Arial" w:hAnsi="Arial" w:cs="Arial"/>
+          <w:color w:val="0E0E0E"/>
+          <w:sz w:val="29"/>
+          <w:lang w:val="de-DE"/>
+        </w:rPr>
+        <w:t>Vor diesem Hintergrund verfolgt die Sektion das Ziel, empirisch fundierte Forschungsarbeiten zu innovativen Lehr- und Lernformaten sowie zu internationaler Kooperation zu präsentieren und zu diskutieren. Im Zentrum stehen dabei insbesondere folgende Fragestellungen:</w:t>
       </w:r>
     </w:p>
     <w:p>
       <w:pPr>
         <w:spacing w:after="213"/>
-      </w:pPr>
-      <w:r>
-        <w:rPr>
-          <w:rFonts w:ascii="Arial" w:hAnsi="Arial" w:cs="Arial"/>
-          <w:sz w:val="29"/>
-          <w:sz-cs w:val="29"/>
-          <w:spacing w:val="0"/>
-          <w:color w:val="0E0E0E"/>
-        </w:rPr>
-        <w:t xml:space="preserve">1) Wie verändern digitale und hybride Lehr-Lern-Formate die Bedingungen des Deutschlernens in Kontexten mit eingeschränkten Verwendungsmöglichkeiten?</w:t>
+        <w:rPr>
+          <w:lang w:val="de-DE"/>
+        </w:rPr>
+      </w:pPr>
+      <w:r>
+        <w:rPr>
+          <w:rFonts w:ascii="Arial" w:hAnsi="Arial" w:cs="Arial"/>
+          <w:color w:val="0E0E0E"/>
+          <w:sz w:val="29"/>
+          <w:lang w:val="de-DE"/>
+        </w:rPr>
+        <w:t>1) Wie verändern digitale und hybride Lehr-Lern-Formate die Bedingungen des Deutschlernens in Kontexten mit eingeschränkten Verwendungsmöglichkeiten?</w:t>
       </w:r>
     </w:p>
     <w:p>
       <w:pPr>
         <w:spacing w:after="213"/>
-      </w:pPr>
-      <w:r>
-        <w:rPr>
-          <w:rFonts w:ascii="Arial" w:hAnsi="Arial" w:cs="Arial"/>
-          <w:sz w:val="29"/>
-          <w:sz-cs w:val="29"/>
-          <w:spacing w:val="0"/>
-          <w:color w:val="0E0E0E"/>
-        </w:rPr>
-        <w:t xml:space="preserve">2) Welche Potenziale bieten internationale Kooperationen für die Professionalisierung von Lehrkräften und die Förderung des wissenschaftlichen Nachwuchses?</w:t>
+        <w:rPr>
+          <w:lang w:val="de-DE"/>
+        </w:rPr>
+      </w:pPr>
+      <w:r>
+        <w:rPr>
+          <w:rFonts w:ascii="Arial" w:hAnsi="Arial" w:cs="Arial"/>
+          <w:color w:val="0E0E0E"/>
+          <w:sz w:val="29"/>
+          <w:lang w:val="de-DE"/>
+        </w:rPr>
+        <w:t>2) Welche Potenziale bieten internationale Kooperationen für die Professionalisierung von Lehrkräften und die Förderung des wissenschaftlichen Nachwuchses?</w:t>
       </w:r>
     </w:p>
     <w:p>
       <w:pPr>
         <w:spacing w:after="213"/>
-      </w:pPr>
-      <w:r>
-        <w:rPr>
-          <w:rFonts w:ascii="Arial" w:hAnsi="Arial" w:cs="Arial"/>
-          <w:sz w:val="29"/>
-          <w:sz-cs w:val="29"/>
-          <w:spacing w:val="0"/>
-          <w:color w:val="0E0E0E"/>
-        </w:rPr>
-        <w:t xml:space="preserve">3) Inwiefern lassen sich durch empirische Forschung neue Erkenntnisse über (individuelle) Lernprozesse, Interaktion und Motivation im DaF-Unterricht gewinnen?</w:t>
+        <w:rPr>
+          <w:lang w:val="de-DE"/>
+        </w:rPr>
+      </w:pPr>
+      <w:r>
+        <w:rPr>
+          <w:rFonts w:ascii="Arial" w:hAnsi="Arial" w:cs="Arial"/>
+          <w:color w:val="0E0E0E"/>
+          <w:sz w:val="29"/>
+          <w:lang w:val="de-DE"/>
+        </w:rPr>
+        <w:t>3) Inwiefern lassen sich durch empirische Forschung neue Erkenntnisse über (individuelle) Lernprozesse, Interaktion und Motivation im DaF-Unterricht gewinnen?</w:t>
       </w:r>
     </w:p>
     <w:p>
       <w:pPr>
         <w:spacing w:after="213"/>
-      </w:pPr>
-      <w:r>
-        <w:rPr>
-          <w:rFonts w:ascii="Arial" w:hAnsi="Arial" w:cs="Arial"/>
-          <w:sz w:val="29"/>
-          <w:sz-cs w:val="29"/>
-          <w:spacing w:val="0"/>
-          <w:color w:val="0E0E0E"/>
-        </w:rPr>
-        <w:t xml:space="preserve">4) Welchen Einfluss haben gegenwärtige gesellschaftliche, bildungspolitische und technologische Entwicklungen auf Deutsch als Fremdsprache in Asien und wie lässt sich dies empirisch erfassen?</w:t>
+        <w:rPr>
+          <w:rFonts w:ascii="Arial" w:hAnsi="Arial" w:cs="Arial"/>
+          <w:color w:val="0E0E0E"/>
+          <w:sz w:val="29"/>
+          <w:lang w:val="de-DE"/>
+        </w:rPr>
+      </w:pPr>
+      <w:r>
+        <w:rPr>
+          <w:rFonts w:ascii="Arial" w:hAnsi="Arial" w:cs="Arial"/>
+          <w:color w:val="0E0E0E"/>
+          <w:sz w:val="29"/>
+          <w:lang w:val="de-DE"/>
+        </w:rPr>
+        <w:t>4) Welchen Einfluss haben gegenwärtige gesellschaftliche, bildungspolitische und technologische Entwicklungen auf Deutsch als Fremdsprache in Asien und wie lässt sich dies empirisch erfassen?</w:t>
       </w:r>
     </w:p>
     <w:p>
       <w:pPr>
         <w:spacing w:after="213"/>
-      </w:pPr>
-      <w:r>
-        <w:rPr>
-          <w:rFonts w:ascii="Arial" w:hAnsi="Arial" w:cs="Arial"/>
-          <w:sz w:val="29"/>
-          <w:sz-cs w:val="29"/>
-          <w:spacing w:val="0"/>
-          <w:color w:val="0E0E0E"/>
-        </w:rPr>
-        <w:t xml:space="preserve">Die Sektion versteht sich als Forum für den Austausch zwischen verschiedenen asiatischen Kontexten sowie für den Dialog mit internationalen Perspektiven. Ziel ist es, empirische Forschung vorzustellen, sich gegenseitig Anregungen zu geben sowie Impulse für zukünftige Kooperationen und Entwicklungen im Fach Deutsch als Fremdsprache zu diskutieren.</w:t>
-      </w:r>
-    </w:p>
-    <w:sectPr/>
+        <w:rPr>
+          <w:rFonts w:ascii="Arial" w:hAnsi="Arial" w:cs="Arial"/>
+          <w:sz w:val="29"/>
+          <w:szCs w:val="29"/>
+          <w:lang w:val="de-DE"/>
+        </w:rPr>
+      </w:pPr>
+      <w:r>
+        <w:rPr>
+          <w:rFonts w:ascii="Arial" w:hAnsi="Arial" w:cs="Arial"/>
+          <w:sz w:val="29"/>
+          <w:szCs w:val="29"/>
+          <w:lang w:val="de-DE"/>
+        </w:rPr>
+        <w:t>5) Welche Rolle spielt die Mehrsprachigkeit der Lernenden und Lehrenden im asiatischen DaF-Kontext, und wie können diese sprachlichen Repertoires gezielt als Ressource für didaktische Innovationen genutzt werden?</w:t>
+      </w:r>
+    </w:p>
+    <w:p>
+      <w:pPr>
+        <w:spacing w:after="213"/>
+        <w:rPr>
+          <w:rFonts w:ascii="Arial" w:hAnsi="Arial" w:cs="Arial"/>
+          <w:color w:val="0E0E0E"/>
+          <w:sz w:val="29"/>
+          <w:lang w:val="de-DE"/>
+        </w:rPr>
+      </w:pPr>
+      <w:r>
+        <w:rPr>
+          <w:rFonts w:ascii="Arial" w:hAnsi="Arial" w:cs="Arial"/>
+          <w:color w:val="0E0E0E"/>
+          <w:sz w:val="29"/>
+          <w:lang w:val="de-DE"/>
+        </w:rPr>
+        <w:t>Die Sektion versteht sich als Forum für den Austausch zwischen verschiedenen asiatischen Kontexten sowie für den Dialog mit internationalen Perspektiven. Ziel ist es, empirische Forschung vorzustellen, sich gegenseitig Anregungen zu geben sowie Impulse für zukünftige Kooperationen und Entwicklungen im Fach Deutsch als Fremdsprache zu diskutieren.</w:t>
+      </w:r>
+    </w:p>
+    <w:sectPr>
+      <w:pgSz w:w="12240" w:h="15840"/>
+      <w:pgMar w:top="1701" w:right="1440" w:bottom="1440" w:left="1440" w:header="720" w:footer="720" w:gutter="0"/>
+      <w:cols w:space="720"/>
+    </w:sectPr>
   </w:body>
 </w:document>
+</file>
+
+<file path=word/endnotes.xml><?xml version="1.0" encoding="utf-8"?>
+<w:endnotes xmlns:wpc="http://schemas.microsoft.com/office/word/2010/wordprocessingCanvas" xmlns:cx="http://schemas.microsoft.com/office/drawing/2014/chartex" xmlns:cx1="http://schemas.microsoft.com/office/drawing/2015/9/8/chartex" xmlns:cx2="http://schemas.microsoft.com/office/drawing/2015/10/21/chartex" xmlns:cx3="http://schemas.microsoft.com/office/drawing/2016/5/9/chartex" xmlns:cx4="http://schemas.microsoft.com/office/drawing/2016/5/10/chartex" xmlns:cx5="http://schemas.microsoft.com/office/drawing/2016/5/11/chartex" xmlns:cx6="http://schemas.microsoft.com/office/drawing/2016/5/12/chartex" xmlns:cx7="http://schemas.microsoft.com/office/drawing/2016/5/13/chartex" xmlns:cx8="http://schemas.microsoft.com/office/drawing/2016/5/14/chartex" xmlns:mc="http://schemas.openxmlformats.org/markup-compatibility/2006" xmlns:aink="http://schemas.microsoft.com/office/drawing/2016/ink" xmlns:am3d="http://schemas.microsoft.com/office/drawing/2017/model3d" xmlns:o="urn:schemas-microsoft-com:office:office" xmlns:oel="http://schemas.microsoft.com/office/2019/extlst" xmlns:r="http://schemas.openxmlformats.org/officeDocument/2006/relationships" xmlns:m="http://schemas.openxmlformats.org/officeDocument/2006/math" xmlns:v="urn:schemas-microsoft-com:vml" xmlns:wp14="http://schemas.microsoft.com/office/word/2010/wordprocessingDrawing" xmlns:wp="http://schemas.openxmlformats.org/drawingml/2006/wordprocessingDrawing" xmlns:w10="urn:schemas-microsoft-com:office:word" xmlns:w="http://schemas.openxmlformats.org/wordprocessingml/2006/main" xmlns:w14="http://schemas.microsoft.com/office/word/2010/wordml" xmlns:w15="http://schemas.microsoft.com/office/word/2012/wordml" xmlns:w16cex="http://schemas.microsoft.com/office/word/2018/wordml/cex" xmlns:w16cid="http://schemas.microsoft.com/office/word/2016/wordml/cid" xmlns:w16="http://schemas.microsoft.com/office/word/2018/wordml" xmlns:w16du="http://schemas.microsoft.com/office/word/2023/wordml/word16du" xmlns:w16sdtdh="http://schemas.microsoft.com/office/word/2020/wordml/sdtdatahash" xmlns:w16sdtfl="http://schemas.microsoft.com/office/word/2024/wordml/sdtformatlock" xmlns:w16se="http://schemas.microsoft.com/office/word/2015/wordml/symex" xmlns:wpg="http://schemas.microsoft.com/office/word/2010/wordprocessingGroup" xmlns:wpi="http://schemas.microsoft.com/office/word/2010/wordprocessingInk" xmlns:wne="http://schemas.microsoft.com/office/word/2006/wordml" xmlns:wps="http://schemas.microsoft.com/office/word/2010/wordprocessingShape" mc:Ignorable="w14 w15 w16se w16cid w16 w16cex w16sdtdh w16sdtfl w16du wp14">
+  <w:endnote w:type="separator" w:id="-1">
+    <w:p>
+      <w:pPr>
+        <w:spacing w:after="0"/>
+      </w:pPr>
+      <w:r>
+        <w:separator/>
+      </w:r>
+    </w:p>
+  </w:endnote>
+  <w:endnote w:type="continuationSeparator" w:id="0">
+    <w:p>
+      <w:pPr>
+        <w:spacing w:after="0"/>
+      </w:pPr>
+      <w:r>
+        <w:continuationSeparator/>
+      </w:r>
+    </w:p>
+  </w:endnote>
+</w:endnotes>
+</file>
+
+<file path=word/footnotes.xml><?xml version="1.0" encoding="utf-8"?>
+<w:footnotes xmlns:wpc="http://schemas.microsoft.com/office/word/2010/wordprocessingCanvas" xmlns:cx="http://schemas.microsoft.com/office/drawing/2014/chartex" xmlns:cx1="http://schemas.microsoft.com/office/drawing/2015/9/8/chartex" xmlns:cx2="http://schemas.microsoft.com/office/drawing/2015/10/21/chartex" xmlns:cx3="http://schemas.microsoft.com/office/drawing/2016/5/9/chartex" xmlns:cx4="http://schemas.microsoft.com/office/drawing/2016/5/10/chartex" xmlns:cx5="http://schemas.microsoft.com/office/drawing/2016/5/11/chartex" xmlns:cx6="http://schemas.microsoft.com/office/drawing/2016/5/12/chartex" xmlns:cx7="http://schemas.microsoft.com/office/drawing/2016/5/13/chartex" xmlns:cx8="http://schemas.microsoft.com/office/drawing/2016/5/14/chartex" xmlns:mc="http://schemas.openxmlformats.org/markup-compatibility/2006" xmlns:aink="http://schemas.microsoft.com/office/drawing/2016/ink" xmlns:am3d="http://schemas.microsoft.com/office/drawing/2017/model3d" xmlns:o="urn:schemas-microsoft-com:office:office" xmlns:oel="http://schemas.microsoft.com/office/2019/extlst" xmlns:r="http://schemas.openxmlformats.org/officeDocument/2006/relationships" xmlns:m="http://schemas.openxmlformats.org/officeDocument/2006/math" xmlns:v="urn:schemas-microsoft-com:vml" xmlns:wp14="http://schemas.microsoft.com/office/word/2010/wordprocessingDrawing" xmlns:wp="http://schemas.openxmlformats.org/drawingml/2006/wordprocessingDrawing" xmlns:w10="urn:schemas-microsoft-com:office:word" xmlns:w="http://schemas.openxmlformats.org/wordprocessingml/2006/main" xmlns:w14="http://schemas.microsoft.com/office/word/2010/wordml" xmlns:w15="http://schemas.microsoft.com/office/word/2012/wordml" xmlns:w16cex="http://schemas.microsoft.com/office/word/2018/wordml/cex" xmlns:w16cid="http://schemas.microsoft.com/office/word/2016/wordml/cid" xmlns:w16="http://schemas.microsoft.com/office/word/2018/wordml" xmlns:w16du="http://schemas.microsoft.com/office/word/2023/wordml/word16du" xmlns:w16sdtdh="http://schemas.microsoft.com/office/word/2020/wordml/sdtdatahash" xmlns:w16sdtfl="http://schemas.microsoft.com/office/word/2024/wordml/sdtformatlock" xmlns:w16se="http://schemas.microsoft.com/office/word/2015/wordml/symex" xmlns:wpg="http://schemas.microsoft.com/office/word/2010/wordprocessingGroup" xmlns:wpi="http://schemas.microsoft.com/office/word/2010/wordprocessingInk" xmlns:wne="http://schemas.microsoft.com/office/word/2006/wordml" xmlns:wps="http://schemas.microsoft.com/office/word/2010/wordprocessingShape" mc:Ignorable="w14 w15 w16se w16cid w16 w16cex w16sdtdh w16sdtfl w16du wp14">
+  <w:footnote w:type="separator" w:id="-1">
+    <w:p>
+      <w:pPr>
+        <w:spacing w:after="0"/>
+      </w:pPr>
+      <w:r>
+        <w:separator/>
+      </w:r>
+    </w:p>
+  </w:footnote>
+  <w:footnote w:type="continuationSeparator" w:id="0">
+    <w:p>
+      <w:pPr>
+        <w:spacing w:after="0"/>
+      </w:pPr>
+      <w:r>
+        <w:continuationSeparator/>
+      </w:r>
+    </w:p>
+  </w:footnote>
+</w:footnotes>
+</file>
+
+<file path=word/numbering.xml><?xml version="1.0" encoding="utf-8"?>
+<w:numbering xmlns:wpc="http://schemas.microsoft.com/office/word/2010/wordprocessingCanvas" xmlns:cx="http://schemas.microsoft.com/office/drawing/2014/chartex" xmlns:cx1="http://schemas.microsoft.com/office/drawing/2015/9/8/chartex" xmlns:cx2="http://schemas.microsoft.com/office/drawing/2015/10/21/chartex" xmlns:cx3="http://schemas.microsoft.com/office/drawing/2016/5/9/chartex" xmlns:cx4="http://schemas.microsoft.com/office/drawing/2016/5/10/chartex" xmlns:cx5="http://schemas.microsoft.com/office/drawing/2016/5/11/chartex" xmlns:cx6="http://schemas.microsoft.com/office/drawing/2016/5/12/chartex" xmlns:cx7="http://schemas.microsoft.com/office/drawing/2016/5/13/chartex" xmlns:cx8="http://schemas.microsoft.com/office/drawing/2016/5/14/chartex" xmlns:mc="http://schemas.openxmlformats.org/markup-compatibility/2006" xmlns:aink="http://schemas.microsoft.com/office/drawing/2016/ink" xmlns:am3d="http://schemas.microsoft.com/office/drawing/2017/model3d" xmlns:o="urn:schemas-microsoft-com:office:office" xmlns:oel="http://schemas.microsoft.com/office/2019/extlst" xmlns:r="http://schemas.openxmlformats.org/officeDocument/2006/relationships" xmlns:m="http://schemas.openxmlformats.org/officeDocument/2006/math" xmlns:v="urn:schemas-microsoft-com:vml" xmlns:wp14="http://schemas.microsoft.com/office/word/2010/wordprocessingDrawing" xmlns:wp="http://schemas.openxmlformats.org/drawingml/2006/wordprocessingDrawing" xmlns:w10="urn:schemas-microsoft-com:office:word" xmlns:w="http://schemas.openxmlformats.org/wordprocessingml/2006/main" xmlns:w14="http://schemas.microsoft.com/office/word/2010/wordml" xmlns:w15="http://schemas.microsoft.com/office/word/2012/wordml" xmlns:w16cex="http://schemas.microsoft.com/office/word/2018/wordml/cex" xmlns:w16cid="http://schemas.microsoft.com/office/word/2016/wordml/cid" xmlns:w16="http://schemas.microsoft.com/office/word/2018/wordml" xmlns:w16du="http://schemas.microsoft.com/office/word/2023/wordml/word16du" xmlns:w16sdtdh="http://schemas.microsoft.com/office/word/2020/wordml/sdtdatahash" xmlns:w16sdtfl="http://schemas.microsoft.com/office/word/2024/wordml/sdtformatlock" xmlns:w16se="http://schemas.microsoft.com/office/word/2015/wordml/symex" xmlns:wpg="http://schemas.microsoft.com/office/word/2010/wordprocessingGroup" xmlns:wpi="http://schemas.microsoft.com/office/word/2010/wordprocessingInk" xmlns:wne="http://schemas.microsoft.com/office/word/2006/wordml" xmlns:wps="http://schemas.microsoft.com/office/word/2010/wordprocessingShape" mc:Ignorable="w14 w15 w16se w16cid w16 w16cex w16sdtdh w16sdtfl w16du wp14">
+  <w:abstractNum w:abstractNumId="0" w15:restartNumberingAfterBreak="0">
+    <w:nsid w:val="4EB77950"/>
+    <w:multiLevelType w:val="multilevel"/>
+    <w:tmpl w:val="B12ED99E"/>
+    <w:lvl w:ilvl="0">
+      <w:start w:val="1"/>
+      <w:numFmt w:val="bullet"/>
+      <w:lvlText w:val=""/>
+      <w:lvlJc w:val="left"/>
+      <w:pPr>
+        <w:tabs>
+          <w:tab w:val="num" w:pos="720"/>
+        </w:tabs>
+        <w:ind w:left="720" w:hanging="360"/>
+      </w:pPr>
+      <w:rPr>
+        <w:rFonts w:ascii="Symbol" w:hAnsi="Symbol" w:hint="default"/>
+        <w:sz w:val="20"/>
+      </w:rPr>
+    </w:lvl>
+    <w:lvl w:ilvl="1" w:tentative="1">
+      <w:start w:val="1"/>
+      <w:numFmt w:val="bullet"/>
+      <w:lvlText w:val="o"/>
+      <w:lvlJc w:val="left"/>
+      <w:pPr>
+        <w:tabs>
+          <w:tab w:val="num" w:pos="1440"/>
+        </w:tabs>
+        <w:ind w:left="1440" w:hanging="360"/>
+      </w:pPr>
+      <w:rPr>
+        <w:rFonts w:ascii="Courier New" w:hAnsi="Courier New" w:hint="default"/>
+        <w:sz w:val="20"/>
+      </w:rPr>
+    </w:lvl>
+    <w:lvl w:ilvl="2" w:tentative="1">
+      <w:start w:val="1"/>
+      <w:numFmt w:val="bullet"/>
+      <w:lvlText w:val=""/>
+      <w:lvlJc w:val="left"/>
+      <w:pPr>
+        <w:tabs>
+          <w:tab w:val="num" w:pos="2160"/>
+        </w:tabs>
+        <w:ind w:left="2160" w:hanging="360"/>
+      </w:pPr>
+      <w:rPr>
+        <w:rFonts w:ascii="Wingdings" w:hAnsi="Wingdings" w:hint="default"/>
+        <w:sz w:val="20"/>
+      </w:rPr>
+    </w:lvl>
+    <w:lvl w:ilvl="3" w:tentative="1">
+      <w:start w:val="1"/>
+      <w:numFmt w:val="bullet"/>
+      <w:lvlText w:val=""/>
+      <w:lvlJc w:val="left"/>
+      <w:pPr>
+        <w:tabs>
+          <w:tab w:val="num" w:pos="2880"/>
+        </w:tabs>
+        <w:ind w:left="2880" w:hanging="360"/>
+      </w:pPr>
+      <w:rPr>
+        <w:rFonts w:ascii="Wingdings" w:hAnsi="Wingdings" w:hint="default"/>
+        <w:sz w:val="20"/>
+      </w:rPr>
+    </w:lvl>
+    <w:lvl w:ilvl="4" w:tentative="1">
+      <w:start w:val="1"/>
+      <w:numFmt w:val="bullet"/>
+      <w:lvlText w:val=""/>
+      <w:lvlJc w:val="left"/>
+      <w:pPr>
+        <w:tabs>
+          <w:tab w:val="num" w:pos="3600"/>
+        </w:tabs>
+        <w:ind w:left="3600" w:hanging="360"/>
+      </w:pPr>
+      <w:rPr>
+        <w:rFonts w:ascii="Wingdings" w:hAnsi="Wingdings" w:hint="default"/>
+        <w:sz w:val="20"/>
+      </w:rPr>
+    </w:lvl>
+    <w:lvl w:ilvl="5" w:tentative="1">
+      <w:start w:val="1"/>
+      <w:numFmt w:val="bullet"/>
+      <w:lvlText w:val=""/>
+      <w:lvlJc w:val="left"/>
+      <w:pPr>
+        <w:tabs>
+          <w:tab w:val="num" w:pos="4320"/>
+        </w:tabs>
+        <w:ind w:left="4320" w:hanging="360"/>
+      </w:pPr>
+      <w:rPr>
+        <w:rFonts w:ascii="Wingdings" w:hAnsi="Wingdings" w:hint="default"/>
+        <w:sz w:val="20"/>
+      </w:rPr>
+    </w:lvl>
+    <w:lvl w:ilvl="6" w:tentative="1">
+      <w:start w:val="1"/>
+      <w:numFmt w:val="bullet"/>
+      <w:lvlText w:val=""/>
+      <w:lvlJc w:val="left"/>
+      <w:pPr>
+        <w:tabs>
+          <w:tab w:val="num" w:pos="5040"/>
+        </w:tabs>
+        <w:ind w:left="5040" w:hanging="360"/>
+      </w:pPr>
+      <w:rPr>
+        <w:rFonts w:ascii="Wingdings" w:hAnsi="Wingdings" w:hint="default"/>
+        <w:sz w:val="20"/>
+      </w:rPr>
+    </w:lvl>
+    <w:lvl w:ilvl="7" w:tentative="1">
+      <w:start w:val="1"/>
+      <w:numFmt w:val="bullet"/>
+      <w:lvlText w:val=""/>
+      <w:lvlJc w:val="left"/>
+      <w:pPr>
+        <w:tabs>
+          <w:tab w:val="num" w:pos="5760"/>
+        </w:tabs>
+        <w:ind w:left="5760" w:hanging="360"/>
+      </w:pPr>
+      <w:rPr>
+        <w:rFonts w:ascii="Wingdings" w:hAnsi="Wingdings" w:hint="default"/>
+        <w:sz w:val="20"/>
+      </w:rPr>
+    </w:lvl>
+    <w:lvl w:ilvl="8" w:tentative="1">
+      <w:start w:val="1"/>
+      <w:numFmt w:val="bullet"/>
+      <w:lvlText w:val=""/>
+      <w:lvlJc w:val="left"/>
+      <w:pPr>
+        <w:tabs>
+          <w:tab w:val="num" w:pos="6480"/>
+        </w:tabs>
+        <w:ind w:left="6480" w:hanging="360"/>
+      </w:pPr>
+      <w:rPr>
+        <w:rFonts w:ascii="Wingdings" w:hAnsi="Wingdings" w:hint="default"/>
+        <w:sz w:val="20"/>
+      </w:rPr>
+    </w:lvl>
+  </w:abstractNum>
+  <w:num w:numId="1" w16cid:durableId="306908360">
+    <w:abstractNumId w:val="0"/>
+  </w:num>
+</w:numbering>
+</file>
+
+<file path=word/styles.xml><?xml version="1.0" encoding="utf-8"?>
+<w:styles xmlns:mc="http://schemas.openxmlformats.org/markup-compatibility/2006" xmlns:r="http://schemas.openxmlformats.org/officeDocument/2006/relationships" xmlns:w="http://schemas.openxmlformats.org/wordprocessingml/2006/main" xmlns:w14="http://schemas.microsoft.com/office/word/2010/wordml" xmlns:w15="http://schemas.microsoft.com/office/word/2012/wordml" xmlns:w16cex="http://schemas.microsoft.com/office/word/2018/wordml/cex" xmlns:w16cid="http://schemas.microsoft.com/office/word/2016/wordml/cid" xmlns:w16="http://schemas.microsoft.com/office/word/2018/wordml" xmlns:w16du="http://schemas.microsoft.com/office/word/2023/wordml/word16du" xmlns:w16sdtdh="http://schemas.microsoft.com/office/word/2020/wordml/sdtdatahash" xmlns:w16sdtfl="http://schemas.microsoft.com/office/word/2024/wordml/sdtformatlock" xmlns:w16se="http://schemas.microsoft.com/office/word/2015/wordml/symex" mc:Ignorable="w14 w15 w16se w16cid w16 w16cex w16sdtdh w16sdtfl w16du">
+  <w:docDefaults>
+    <w:rPrDefault>
+      <w:rPr>
+        <w:rFonts w:asciiTheme="minorHAnsi" w:eastAsiaTheme="minorEastAsia" w:hAnsiTheme="minorHAnsi" w:cstheme="minorBidi"/>
+        <w:kern w:val="2"/>
+        <w:sz w:val="22"/>
+        <w:szCs w:val="24"/>
+        <w:lang w:val="en-US" w:eastAsia="ko-KR" w:bidi="ar-SA"/>
+        <w14:ligatures w14:val="standardContextual"/>
+      </w:rPr>
+    </w:rPrDefault>
+    <w:pPrDefault>
+      <w:pPr>
+        <w:spacing w:after="160"/>
+      </w:pPr>
+    </w:pPrDefault>
+  </w:docDefaults>
+  <w:latentStyles w:defLockedState="0" w:defUIPriority="99" w:defSemiHidden="0" w:defUnhideWhenUsed="0" w:defQFormat="0" w:count="376">
+    <w:lsdException w:name="Normal" w:uiPriority="0" w:qFormat="1"/>
+    <w:lsdException w:name="heading 1" w:uiPriority="9" w:qFormat="1"/>
+    <w:lsdException w:name="heading 2" w:semiHidden="1" w:uiPriority="9" w:unhideWhenUsed="1" w:qFormat="1"/>
+    <w:lsdException w:name="heading 3" w:semiHidden="1" w:uiPriority="9" w:unhideWhenUsed="1" w:qFormat="1"/>
+    <w:lsdException w:name="heading 4" w:semiHidden="1" w:uiPriority="9" w:unhideWhenUsed="1" w:qFormat="1"/>
+    <w:lsdException w:name="heading 5" w:semiHidden="1" w:uiPriority="9" w:unhideWhenUsed="1" w:qFormat="1"/>
+    <w:lsdException w:name="heading 6" w:semiHidden="1" w:uiPriority="9" w:unhideWhenUsed="1" w:qFormat="1"/>
+    <w:lsdException w:name="heading 7" w:semiHidden="1" w:uiPriority="9" w:unhideWhenUsed="1" w:qFormat="1"/>
+    <w:lsdException w:name="heading 8" w:semiHidden="1" w:uiPriority="9" w:unhideWhenUsed="1" w:qFormat="1"/>
+    <w:lsdException w:name="heading 9" w:semiHidden="1" w:uiPriority="9" w:unhideWhenUsed="1" w:qFormat="1"/>
+    <w:lsdException w:name="index 1" w:semiHidden="1" w:unhideWhenUsed="1"/>
+    <w:lsdException w:name="index 2" w:semiHidden="1" w:unhideWhenUsed="1"/>
+    <w:lsdException w:name="index 3" w:semiHidden="1" w:unhideWhenUsed="1"/>
+    <w:lsdException w:name="index 4" w:semiHidden="1" w:unhideWhenUsed="1"/>
+    <w:lsdException w:name="index 5" w:semiHidden="1" w:unhideWhenUsed="1"/>
+    <w:lsdException w:name="index 6" w:semiHidden="1" w:unhideWhenUsed="1"/>
+    <w:lsdException w:name="index 7" w:semiHidden="1" w:unhideWhenUsed="1"/>
+    <w:lsdException w:name="index 8" w:semiHidden="1" w:unhideWhenUsed="1"/>
+    <w:lsdException w:name="index 9" w:semiHidden="1" w:unhideWhenUsed="1"/>
+    <w:lsdException w:name="toc 1" w:semiHidden="1" w:uiPriority="39" w:unhideWhenUsed="1"/>
+    <w:lsdException w:name="toc 2" w:semiHidden="1" w:uiPriority="39" w:unhideWhenUsed="1"/>
+    <w:lsdException w:name="toc 3" w:semiHidden="1" w:uiPriority="39" w:unhideWhenUsed="1"/>
+    <w:lsdException w:name="toc 4" w:semiHidden="1" w:uiPriority="39" w:unhideWhenUsed="1"/>
+    <w:lsdException w:name="toc 5" w:semiHidden="1" w:uiPriority="39" w:unhideWhenUsed="1"/>
+    <w:lsdException w:name="toc 6" w:semiHidden="1" w:uiPriority="39" w:unhideWhenUsed="1"/>
+    <w:lsdException w:name="toc 7" w:semiHidden="1" w:uiPriority="39" w:unhideWhenUsed="1"/>
+    <w:lsdException w:name="toc 8" w:semiHidden="1" w:uiPriority="39" w:unhideWhenUsed="1"/>
+    <w:lsdException w:name="toc 9" w:semiHidden="1" w:uiPriority="39" w:unhideWhenUsed="1"/>
+    <w:lsdException w:name="Normal Indent" w:semiHidden="1" w:unhideWhenUsed="1"/>
+    <w:lsdException w:name="footnote text" w:semiHidden="1" w:unhideWhenUsed="1"/>
+    <w:lsdException w:name="annotation text" w:semiHidden="1" w:unhideWhenUsed="1"/>
+    <w:lsdException w:name="header" w:semiHidden="1" w:unhideWhenUsed="1"/>
+    <w:lsdException w:name="footer" w:semiHidden="1" w:unhideWhenUsed="1"/>
+    <w:lsdException w:name="index heading" w:semiHidden="1" w:unhideWhenUsed="1"/>
+    <w:lsdException w:name="caption" w:semiHidden="1" w:uiPriority="35" w:unhideWhenUsed="1" w:qFormat="1"/>
+    <w:lsdException w:name="table of figures" w:semiHidden="1" w:unhideWhenUsed="1"/>
+    <w:lsdException w:name="envelope address" w:semiHidden="1" w:unhideWhenUsed="1"/>
+    <w:lsdException w:name="envelope return" w:semiHidden="1" w:unhideWhenUsed="1"/>
+    <w:lsdException w:name="footnote reference" w:semiHidden="1" w:unhideWhenUsed="1"/>
+    <w:lsdException w:name="annotation reference" w:semiHidden="1" w:unhideWhenUsed="1"/>
+    <w:lsdException w:name="line number" w:semiHidden="1" w:unhideWhenUsed="1"/>
+    <w:lsdException w:name="page number" w:semiHidden="1" w:unhideWhenUsed="1"/>
+    <w:lsdException w:name="endnote reference" w:semiHidden="1" w:unhideWhenUsed="1"/>
+    <w:lsdException w:name="endnote text" w:semiHidden="1" w:unhideWhenUsed="1"/>
+    <w:lsdException w:name="table of authorities" w:semiHidden="1" w:unhideWhenUsed="1"/>
+    <w:lsdException w:name="macro" w:semiHidden="1" w:unhideWhenUsed="1"/>
+    <w:lsdException w:name="toa heading" w:semiHidden="1" w:unhideWhenUsed="1"/>
+    <w:lsdException w:name="List" w:semiHidden="1" w:unhideWhenUsed="1"/>
+    <w:lsdException w:name="List Bullet" w:semiHidden="1" w:unhideWhenUsed="1"/>
+    <w:lsdException w:name="List Number" w:semiHidden="1" w:unhideWhenUsed="1"/>
+    <w:lsdException w:name="List 2" w:semiHidden="1" w:unhideWhenUsed="1"/>
+    <w:lsdException w:name="List 3" w:semiHidden="1" w:unhideWhenUsed="1"/>
+    <w:lsdException w:name="List 4" w:semiHidden="1" w:unhideWhenUsed="1"/>
+    <w:lsdException w:name="List 5" w:semiHidden="1" w:unhideWhenUsed="1"/>
+    <w:lsdException w:name="List Bullet 2" w:semiHidden="1" w:unhideWhenUsed="1"/>
+    <w:lsdException w:name="List Bullet 3" w:semiHidden="1" w:unhideWhenUsed="1"/>
+    <w:lsdException w:name="List Bullet 4" w:semiHidden="1" w:unhideWhenUsed="1"/>
+    <w:lsdException w:name="List Bullet 5" w:semiHidden="1" w:unhideWhenUsed="1"/>
+    <w:lsdException w:name="List Number 2" w:semiHidden="1" w:unhideWhenUsed="1"/>
+    <w:lsdException w:name="List Number 3" w:semiHidden="1" w:unhideWhenUsed="1"/>
+    <w:lsdException w:name="List Number 4" w:semiHidden="1" w:unhideWhenUsed="1"/>
+    <w:lsdException w:name="List Number 5" w:semiHidden="1" w:unhideWhenUsed="1"/>
+    <w:lsdException w:name="Title" w:uiPriority="10" w:qFormat="1"/>
+    <w:lsdException w:name="Closing" w:semiHidden="1" w:unhideWhenUsed="1"/>
+    <w:lsdException w:name="Signature" w:semiHidden="1" w:unhideWhenUsed="1"/>
+    <w:lsdException w:name="Default Paragraph Font" w:semiHidden="1" w:uiPriority="1" w:unhideWhenUsed="1"/>
+    <w:lsdException w:name="Body Text" w:semiHidden="1" w:unhideWhenUsed="1"/>
+    <w:lsdException w:name="Body Text Indent" w:semiHidden="1" w:unhideWhenUsed="1"/>
+    <w:lsdException w:name="List Continue" w:semiHidden="1" w:unhideWhenUsed="1"/>
+    <w:lsdException w:name="List Continue 2" w:semiHidden="1" w:unhideWhenUsed="1"/>
+    <w:lsdException w:name="List Continue 3" w:semiHidden="1" w:unhideWhenUsed="1"/>
+    <w:lsdException w:name="List Continue 4" w:semiHidden="1" w:unhideWhenUsed="1"/>
+    <w:lsdException w:name="List Continue 5" w:semiHidden="1" w:unhideWhenUsed="1"/>
+    <w:lsdException w:name="Message Header" w:semiHidden="1" w:unhideWhenUsed="1"/>
+    <w:lsdException w:name="Subtitle" w:uiPriority="11" w:qFormat="1"/>
+    <w:lsdException w:name="Salutation" w:semiHidden="1" w:unhideWhenUsed="1"/>
+    <w:lsdException w:name="Date" w:semiHidden="1" w:unhideWhenUsed="1"/>
+    <w:lsdException w:name="Body Text First Indent" w:semiHidden="1" w:unhideWhenUsed="1"/>
+    <w:lsdException w:name="Body Text First Indent 2" w:semiHidden="1" w:unhideWhenUsed="1"/>
+    <w:lsdException w:name="Note Heading" w:semiHidden="1" w:unhideWhenUsed="1"/>
+    <w:lsdException w:name="Body Text 2" w:semiHidden="1" w:unhideWhenUsed="1"/>
+    <w:lsdException w:name="Body Text 3" w:semiHidden="1" w:unhideWhenUsed="1"/>
+    <w:lsdException w:name="Body Text Indent 2" w:semiHidden="1" w:unhideWhenUsed="1"/>
+    <w:lsdException w:name="Body Text Indent 3" w:semiHidden="1" w:unhideWhenUsed="1"/>
+    <w:lsdException w:name="Block Text" w:semiHidden="1" w:unhideWhenUsed="1"/>
+    <w:lsdException w:name="Hyperlink" w:semiHidden="1" w:unhideWhenUsed="1"/>
+    <w:lsdException w:name="FollowedHyperlink" w:semiHidden="1" w:unhideWhenUsed="1"/>
+    <w:lsdException w:name="Strong" w:uiPriority="22" w:qFormat="1"/>
+    <w:lsdException w:name="Emphasis" w:uiPriority="20" w:qFormat="1"/>
+    <w:lsdException w:name="Document Map" w:semiHidden="1" w:unhideWhenUsed="1"/>
+    <w:lsdException w:name="Plain Text" w:semiHidden="1" w:unhideWhenUsed="1"/>
+    <w:lsdException w:name="E-mail Signature" w:semiHidden="1" w:unhideWhenUsed="1"/>
+    <w:lsdException w:name="HTML Top of Form" w:semiHidden="1" w:unhideWhenUsed="1"/>
+    <w:lsdException w:name="HTML Bottom of Form" w:semiHidden="1" w:unhideWhenUsed="1"/>
+    <w:lsdException w:name="Normal (Web)" w:semiHidden="1" w:unhideWhenUsed="1"/>
+    <w:lsdException w:name="HTML Acronym" w:semiHidden="1" w:unhideWhenUsed="1"/>
+    <w:lsdException w:name="HTML Address" w:semiHidden="1" w:unhideWhenUsed="1"/>
+    <w:lsdException w:name="HTML Cite" w:semiHidden="1" w:unhideWhenUsed="1"/>
+    <w:lsdException w:name="HTML Code" w:semiHidden="1" w:unhideWhenUsed="1"/>
+    <w:lsdException w:name="HTML Definition" w:semiHidden="1" w:unhideWhenUsed="1"/>
+    <w:lsdException w:name="HTML Keyboard" w:semiHidden="1" w:unhideWhenUsed="1"/>
+    <w:lsdException w:name="HTML Preformatted" w:semiHidden="1" w:unhideWhenUsed="1"/>
+    <w:lsdException w:name="HTML Sample" w:semiHidden="1" w:unhideWhenUsed="1"/>
+    <w:lsdException w:name="HTML Typewriter" w:semiHidden="1" w:unhideWhenUsed="1"/>
+    <w:lsdException w:name="HTML Variable" w:semiHidden="1" w:unhideWhenUsed="1"/>
+    <w:lsdException w:name="Normal Table" w:semiHidden="1" w:unhideWhenUsed="1"/>
+    <w:lsdException w:name="annotation subject" w:semiHidden="1" w:unhideWhenUsed="1"/>
+    <w:lsdException w:name="No List" w:semiHidden="1" w:unhideWhenUsed="1"/>
+    <w:lsdException w:name="Outline List 1" w:semiHidden="1" w:unhideWhenUsed="1"/>
+    <w:lsdException w:name="Outline List 2" w:semiHidden="1" w:unhideWhenUsed="1"/>
+    <w:lsdException w:name="Outline List 3" w:semiHidden="1" w:unhideWhenUsed="1"/>
+    <w:lsdException w:name="Table Simple 1" w:semiHidden="1" w:unhideWhenUsed="1"/>
+    <w:lsdException w:name="Table Simple 2" w:semiHidden="1" w:unhideWhenUsed="1"/>
+    <w:lsdException w:name="Table Simple 3" w:semiHidden="1" w:unhideWhenUsed="1"/>
+    <w:lsdException w:name="Table Classic 1" w:semiHidden="1" w:unhideWhenUsed="1"/>
+    <w:lsdException w:name="Table Classic 2" w:semiHidden="1" w:unhideWhenUsed="1"/>
+    <w:lsdException w:name="Table Classic 3" w:semiHidden="1" w:unhideWhenUsed="1"/>
+    <w:lsdException w:name="Table Classic 4" w:semiHidden="1" w:unhideWhenUsed="1"/>
+    <w:lsdException w:name="Table Colorful 1" w:semiHidden="1" w:unhideWhenUsed="1"/>
+    <w:lsdException w:name="Table Colorful 2" w:semiHidden="1" w:unhideWhenUsed="1"/>
+    <w:lsdException w:name="Table Colorful 3" w:semiHidden="1" w:unhideWhenUsed="1"/>
+    <w:lsdException w:name="Table Columns 1" w:semiHidden="1" w:unhideWhenUsed="1"/>
+    <w:lsdException w:name="Table Columns 2" w:semiHidden="1" w:unhideWhenUsed="1"/>
+    <w:lsdException w:name="Table Columns 3" w:semiHidden="1" w:unhideWhenUsed="1"/>
+    <w:lsdException w:name="Table Columns 4" w:semiHidden="1" w:unhideWhenUsed="1"/>
+    <w:lsdException w:name="Table Columns 5" w:semiHidden="1" w:unhideWhenUsed="1"/>
+    <w:lsdException w:name="Table Grid 1" w:semiHidden="1" w:unhideWhenUsed="1"/>
+    <w:lsdException w:name="Table Grid 2" w:semiHidden="1" w:unhideWhenUsed="1"/>
+    <w:lsdException w:name="Table Grid 3" w:semiHidden="1" w:unhideWhenUsed="1"/>
+    <w:lsdException w:name="Table Grid 4" w:semiHidden="1" w:unhideWhenUsed="1"/>
+    <w:lsdException w:name="Table Grid 5" w:semiHidden="1" w:unhideWhenUsed="1"/>
+    <w:lsdException w:name="Table Grid 6" w:semiHidden="1" w:unhideWhenUsed="1"/>
+    <w:lsdException w:name="Table Grid 7" w:semiHidden="1" w:unhideWhenUsed="1"/>
+    <w:lsdException w:name="Table Grid 8" w:semiHidden="1" w:unhideWhenUsed="1"/>
+    <w:lsdException w:name="Table List 1" w:semiHidden="1" w:unhideWhenUsed="1"/>
+    <w:lsdException w:name="Table List 2" w:semiHidden="1" w:unhideWhenUsed="1"/>
+    <w:lsdException w:name="Table List 3" w:semiHidden="1" w:unhideWhenUsed="1"/>
+    <w:lsdException w:name="Table List 4" w:semiHidden="1" w:unhideWhenUsed="1"/>
+    <w:lsdException w:name="Table List 5" w:semiHidden="1" w:unhideWhenUsed="1"/>
+    <w:lsdException w:name="Table List 6" w:semiHidden="1" w:unhideWhenUsed="1"/>
+    <w:lsdException w:name="Table List 7" w:semiHidden="1" w:unhideWhenUsed="1"/>
+    <w:lsdException w:name="Table List 8" w:semiHidden="1" w:unhideWhenUsed="1"/>
+    <w:lsdException w:name="Table 3D effects 1" w:semiHidden="1" w:unhideWhenUsed="1"/>
+    <w:lsdException w:name="Table 3D effects 2" w:semiHidden="1" w:unhideWhenUsed="1"/>
+    <w:lsdException w:name="Table 3D effects 3" w:semiHidden="1" w:unhideWhenUsed="1"/>
+    <w:lsdException w:name="Table Contemporary" w:semiHidden="1" w:unhideWhenUsed="1"/>
+    <w:lsdException w:name="Table Elegant" w:semiHidden="1" w:unhideWhenUsed="1"/>
+    <w:lsdException w:name="Table Professional" w:semiHidden="1" w:unhideWhenUsed="1"/>
+    <w:lsdException w:name="Table Subtle 1" w:semiHidden="1" w:unhideWhenUsed="1"/>
+    <w:lsdException w:name="Table Subtle 2" w:semiHidden="1" w:unhideWhenUsed="1"/>
+    <w:lsdException w:name="Table Web 1" w:semiHidden="1" w:unhideWhenUsed="1"/>
+    <w:lsdException w:name="Table Web 2" w:semiHidden="1" w:unhideWhenUsed="1"/>
+    <w:lsdException w:name="Table Web 3" w:semiHidden="1" w:unhideWhenUsed="1"/>
+    <w:lsdException w:name="Balloon Text" w:semiHidden="1" w:unhideWhenUsed="1"/>
+    <w:lsdException w:name="Table Grid" w:uiPriority="39"/>
+    <w:lsdException w:name="Table Theme" w:semiHidden="1" w:unhideWhenUsed="1"/>
+    <w:lsdException w:name="Placeholder Text" w:semiHidden="1"/>
+    <w:lsdException w:name="No Spacing" w:uiPriority="1" w:qFormat="1"/>
+    <w:lsdException w:name="Light Shading" w:uiPriority="60"/>
+    <w:lsdException w:name="Light List" w:uiPriority="61"/>
+    <w:lsdException w:name="Light Grid" w:uiPriority="62"/>
+    <w:lsdException w:name="Medium Shading 1" w:uiPriority="63"/>
+    <w:lsdException w:name="Medium Shading 2" w:uiPriority="64"/>
+    <w:lsdException w:name="Medium List 1" w:uiPriority="65"/>
+    <w:lsdException w:name="Medium List 2" w:uiPriority="66"/>
+    <w:lsdException w:name="Medium Grid 1" w:uiPriority="67"/>
+    <w:lsdException w:name="Medium Grid 2" w:uiPriority="68"/>
+    <w:lsdException w:name="Medium Grid 3" w:uiPriority="69"/>
+    <w:lsdException w:name="Dark List" w:uiPriority="70"/>
+    <w:lsdException w:name="Colorful Shading" w:uiPriority="71"/>
+    <w:lsdException w:name="Colorful List" w:uiPriority="72"/>
+    <w:lsdException w:name="Colorful Grid" w:uiPriority="73"/>
+    <w:lsdException w:name="Light Shading Accent 1" w:uiPriority="60"/>
+    <w:lsdException w:name="Light List Accent 1" w:uiPriority="61"/>
+    <w:lsdException w:name="Light Grid Accent 1" w:uiPriority="62"/>
+    <w:lsdException w:name="Medium Shading 1 Accent 1" w:uiPriority="63"/>
+    <w:lsdException w:name="Medium Shading 2 Accent 1" w:uiPriority="64"/>
+    <w:lsdException w:name="Medium List 1 Accent 1" w:uiPriority="65"/>
+    <w:lsdException w:name="Revision" w:semiHidden="1"/>
+    <w:lsdException w:name="List Paragraph" w:uiPriority="34" w:qFormat="1"/>
+    <w:lsdException w:name="Quote" w:uiPriority="29" w:qFormat="1"/>
+    <w:lsdException w:name="Intense Quote" w:uiPriority="30" w:qFormat="1"/>
+    <w:lsdException w:name="Medium List 2 Accent 1" w:uiPriority="66"/>
+    <w:lsdException w:name="Medium Grid 1 Accent 1" w:uiPriority="67"/>
+    <w:lsdException w:name="Medium Grid 2 Accent 1" w:uiPriority="68"/>
+    <w:lsdException w:name="Medium Grid 3 Accent 1" w:uiPriority="69"/>
+    <w:lsdException w:name="Dark List Accent 1" w:uiPriority="70"/>
+    <w:lsdException w:name="Colorful Shading Accent 1" w:uiPriority="71"/>
+    <w:lsdException w:name="Colorful List Accent 1" w:uiPriority="72"/>
+    <w:lsdException w:name="Colorful Grid Accent 1" w:uiPriority="73"/>
+    <w:lsdException w:name="Light Shading Accent 2" w:uiPriority="60"/>
+    <w:lsdException w:name="Light List Accent 2" w:uiPriority="61"/>
+    <w:lsdException w:name="Light Grid Accent 2" w:uiPriority="62"/>
+    <w:lsdException w:name="Medium Shading 1 Accent 2" w:uiPriority="63"/>
+    <w:lsdException w:name="Medium Shading 2 Accent 2" w:uiPriority="64"/>
+    <w:lsdException w:name="Medium List 1 Accent 2" w:uiPriority="65"/>
+    <w:lsdException w:name="Medium List 2 Accent 2" w:uiPriority="66"/>
+    <w:lsdException w:name="Medium Grid 1 Accent 2" w:uiPriority="67"/>
+    <w:lsdException w:name="Medium Grid 2 Accent 2" w:uiPriority="68"/>
+    <w:lsdException w:name="Medium Grid 3 Accent 2" w:uiPriority="69"/>
+    <w:lsdException w:name="Dark List Accent 2" w:uiPriority="70"/>
+    <w:lsdException w:name="Colorful Shading Accent 2" w:uiPriority="71"/>
+    <w:lsdException w:name="Colorful List Accent 2" w:uiPriority="72"/>
+    <w:lsdException w:name="Colorful Grid Accent 2" w:uiPriority="73"/>
+    <w:lsdException w:name="Light Shading Accent 3" w:uiPriority="60"/>
+    <w:lsdException w:name="Light List Accent 3" w:uiPriority="61"/>
+    <w:lsdException w:name="Light Grid Accent 3" w:uiPriority="62"/>
+    <w:lsdException w:name="Medium Shading 1 Accent 3" w:uiPriority="63"/>
+    <w:lsdException w:name="Medium Shading 2 Accent 3" w:uiPriority="64"/>
+    <w:lsdException w:name="Medium List 1 Accent 3" w:uiPriority="65"/>
+    <w:lsdException w:name="Medium List 2 Accent 3" w:uiPriority="66"/>
+    <w:lsdException w:name="Medium Grid 1 Accent 3" w:uiPriority="67"/>
+    <w:lsdException w:name="Medium Grid 2 Accent 3" w:uiPriority="68"/>
+    <w:lsdException w:name="Medium Grid 3 Accent 3" w:uiPriority="69"/>
+    <w:lsdException w:name="Dark List Accent 3" w:uiPriority="70"/>
+    <w:lsdException w:name="Colorful Shading Accent 3" w:uiPriority="71"/>
+    <w:lsdException w:name="Colorful List Accent 3" w:uiPriority="72"/>
+    <w:lsdException w:name="Colorful Grid Accent 3" w:uiPriority="73"/>
+    <w:lsdException w:name="Light Shading Accent 4" w:uiPriority="60"/>
+    <w:lsdException w:name="Light List Accent 4" w:uiPriority="61"/>
+    <w:lsdException w:name="Light Grid Accent 4" w:uiPriority="62"/>
+    <w:lsdException w:name="Medium Shading 1 Accent 4" w:uiPriority="63"/>
+    <w:lsdException w:name="Medium Shading 2 Accent 4" w:uiPriority="64"/>
+    <w:lsdException w:name="Medium List 1 Accent 4" w:uiPriority="65"/>
+    <w:lsdException w:name="Medium List 2 Accent 4" w:uiPriority="66"/>
+    <w:lsdException w:name="Medium Grid 1 Accent 4" w:uiPriority="67"/>
+    <w:lsdException w:name="Medium Grid 2 Accent 4" w:uiPriority="68"/>
+    <w:lsdException w:name="Medium Grid 3 Accent 4" w:uiPriority="69"/>
+    <w:lsdException w:name="Dark List Accent 4" w:uiPriority="70"/>
+    <w:lsdException w:name="Colorful Shading Accent 4" w:uiPriority="71"/>
+    <w:lsdException w:name="Colorful List Accent 4" w:uiPriority="72"/>
+    <w:lsdException w:name="Colorful Grid Accent 4" w:uiPriority="73"/>
+    <w:lsdException w:name="Light Shading Accent 5" w:uiPriority="60"/>
+    <w:lsdException w:name="Light List Accent 5" w:uiPriority="61"/>
+    <w:lsdException w:name="Light Grid Accent 5" w:uiPriority="62"/>
+    <w:lsdException w:name="Medium Shading 1 Accent 5" w:uiPriority="63"/>
+    <w:lsdException w:name="Medium Shading 2 Accent 5" w:uiPriority="64"/>
+    <w:lsdException w:name="Medium List 1 Accent 5" w:uiPriority="65"/>
+    <w:lsdException w:name="Medium List 2 Accent 5" w:uiPriority="66"/>
+    <w:lsdException w:name="Medium Grid 1 Accent 5" w:uiPriority="67"/>
+    <w:lsdException w:name="Medium Grid 2 Accent 5" w:uiPriority="68"/>
+    <w:lsdException w:name="Medium Grid 3 Accent 5" w:uiPriority="69"/>
+    <w:lsdException w:name="Dark List Accent 5" w:uiPriority="70"/>
+    <w:lsdException w:name="Colorful Shading Accent 5" w:uiPriority="71"/>
+    <w:lsdException w:name="Colorful List Accent 5" w:uiPriority="72"/>
+    <w:lsdException w:name="Colorful Grid Accent 5" w:uiPriority="73"/>
+    <w:lsdException w:name="Light Shading Accent 6" w:uiPriority="60"/>
+    <w:lsdException w:name="Light List Accent 6" w:uiPriority="61"/>
+    <w:lsdException w:name="Light Grid Accent 6" w:uiPriority="62"/>
+    <w:lsdException w:name="Medium Shading 1 Accent 6" w:uiPriority="63"/>
+    <w:lsdException w:name="Medium Shading 2 Accent 6" w:uiPriority="64"/>
+    <w:lsdException w:name="Medium List 1 Accent 6" w:uiPriority="65"/>
+    <w:lsdException w:name="Medium List 2 Accent 6" w:uiPriority="66"/>
+    <w:lsdException w:name="Medium Grid 1 Accent 6" w:uiPriority="67"/>
+    <w:lsdException w:name="Medium Grid 2 Accent 6" w:uiPriority="68"/>
+    <w:lsdException w:name="Medium Grid 3 Accent 6" w:uiPriority="69"/>
+    <w:lsdException w:name="Dark List Accent 6" w:uiPriority="70"/>
+    <w:lsdException w:name="Colorful Shading Accent 6" w:uiPriority="71"/>
+    <w:lsdException w:name="Colorful List Accent 6" w:uiPriority="72"/>
+    <w:lsdException w:name="Colorful Grid Accent 6" w:uiPriority="73"/>
+    <w:lsdException w:name="Subtle Emphasis" w:uiPriority="19" w:qFormat="1"/>
+    <w:lsdException w:name="Intense Emphasis" w:uiPriority="21" w:qFormat="1"/>
+    <w:lsdException w:name="Subtle Reference" w:uiPriority="31" w:qFormat="1"/>
+    <w:lsdException w:name="Intense Reference" w:uiPriority="32" w:qFormat="1"/>
+    <w:lsdException w:name="Book Title" w:uiPriority="33" w:qFormat="1"/>
+    <w:lsdException w:name="Bibliography" w:semiHidden="1" w:uiPriority="37" w:unhideWhenUsed="1"/>
+    <w:lsdException w:name="TOC Heading" w:semiHidden="1" w:uiPriority="39" w:unhideWhenUsed="1" w:qFormat="1"/>
+    <w:lsdException w:name="Plain Table 1" w:uiPriority="41"/>
+    <w:lsdException w:name="Plain Table 2" w:uiPriority="42"/>
+    <w:lsdException w:name="Plain Table 3" w:uiPriority="43"/>
+    <w:lsdException w:name="Plain Table 4" w:uiPriority="44"/>
+    <w:lsdException w:name="Plain Table 5" w:uiPriority="45"/>
+    <w:lsdException w:name="Grid Table Light" w:uiPriority="40"/>
+    <w:lsdException w:name="Grid Table 1 Light" w:uiPriority="46"/>
+    <w:lsdException w:name="Grid Table 2" w:uiPriority="47"/>
+    <w:lsdException w:name="Grid Table 3" w:uiPriority="48"/>
+    <w:lsdException w:name="Grid Table 4" w:uiPriority="49"/>
+    <w:lsdException w:name="Grid Table 5 Dark" w:uiPriority="50"/>
+    <w:lsdException w:name="Grid Table 6 Colorful" w:uiPriority="51"/>
+    <w:lsdException w:name="Grid Table 7 Colorful" w:uiPriority="52"/>
+    <w:lsdException w:name="Grid Table 1 Light Accent 1" w:uiPriority="46"/>
+    <w:lsdException w:name="Grid Table 2 Accent 1" w:uiPriority="47"/>
+    <w:lsdException w:name="Grid Table 3 Accent 1" w:uiPriority="48"/>
+    <w:lsdException w:name="Grid Table 4 Accent 1" w:uiPriority="49"/>
+    <w:lsdException w:name="Grid Table 5 Dark Accent 1" w:uiPriority="50"/>
+    <w:lsdException w:name="Grid Table 6 Colorful Accent 1" w:uiPriority="51"/>
+    <w:lsdException w:name="Grid Table 7 Colorful Accent 1" w:uiPriority="52"/>
+    <w:lsdException w:name="Grid Table 1 Light Accent 2" w:uiPriority="46"/>
+    <w:lsdException w:name="Grid Table 2 Accent 2" w:uiPriority="47"/>
+    <w:lsdException w:name="Grid Table 3 Accent 2" w:uiPriority="48"/>
+    <w:lsdException w:name="Grid Table 4 Accent 2" w:uiPriority="49"/>
+    <w:lsdException w:name="Grid Table 5 Dark Accent 2" w:uiPriority="50"/>
+    <w:lsdException w:name="Grid Table 6 Colorful Accent 2" w:uiPriority="51"/>
+    <w:lsdException w:name="Grid Table 7 Colorful Accent 2" w:uiPriority="52"/>
+    <w:lsdException w:name="Grid Table 1 Light Accent 3" w:uiPriority="46"/>
+    <w:lsdException w:name="Grid Table 2 Accent 3" w:uiPriority="47"/>
+    <w:lsdException w:name="Grid Table 3 Accent 3" w:uiPriority="48"/>
+    <w:lsdException w:name="Grid Table 4 Accent 3" w:uiPriority="49"/>
+    <w:lsdException w:name="Grid Table 5 Dark Accent 3" w:uiPriority="50"/>
+    <w:lsdException w:name="Grid Table 6 Colorful Accent 3" w:uiPriority="51"/>
+    <w:lsdException w:name="Grid Table 7 Colorful Accent 3" w:uiPriority="52"/>
+    <w:lsdException w:name="Grid Table 1 Light Accent 4" w:uiPriority="46"/>
+    <w:lsdException w:name="Grid Table 2 Accent 4" w:uiPriority="47"/>
+    <w:lsdException w:name="Grid Table 3 Accent 4" w:uiPriority="48"/>
+    <w:lsdException w:name="Grid Table 4 Accent 4" w:uiPriority="49"/>
+    <w:lsdException w:name="Grid Table 5 Dark Accent 4" w:uiPriority="50"/>
+    <w:lsdException w:name="Grid Table 6 Colorful Accent 4" w:uiPriority="51"/>
+    <w:lsdException w:name="Grid Table 7 Colorful Accent 4" w:uiPriority="52"/>
+    <w:lsdException w:name="Grid Table 1 Light Accent 5" w:uiPriority="46"/>
+    <w:lsdException w:name="Grid Table 2 Accent 5" w:uiPriority="47"/>
+    <w:lsdException w:name="Grid Table 3 Accent 5" w:uiPriority="48"/>
+    <w:lsdException w:name="Grid Table 4 Accent 5" w:uiPriority="49"/>
+    <w:lsdException w:name="Grid Table 5 Dark Accent 5" w:uiPriority="50"/>
+    <w:lsdException w:name="Grid Table 6 Colorful Accent 5" w:uiPriority="51"/>
+    <w:lsdException w:name="Grid Table 7 Colorful Accent 5" w:uiPriority="52"/>
+    <w:lsdException w:name="Grid Table 1 Light Accent 6" w:uiPriority="46"/>
+    <w:lsdException w:name="Grid Table 2 Accent 6" w:uiPriority="47"/>
+    <w:lsdException w:name="Grid Table 3 Accent 6" w:uiPriority="48"/>
+    <w:lsdException w:name="Grid Table 4 Accent 6" w:uiPriority="49"/>
+    <w:lsdException w:name="Grid Table 5 Dark Accent 6" w:uiPriority="50"/>
+    <w:lsdException w:name="Grid Table 6 Colorful Accent 6" w:uiPriority="51"/>
+    <w:lsdException w:name="Grid Table 7 Colorful Accent 6" w:uiPriority="52"/>
+    <w:lsdException w:name="List Table 1 Light" w:uiPriority="46"/>
+    <w:lsdException w:name="List Table 2" w:uiPriority="47"/>
+    <w:lsdException w:name="List Table 3" w:uiPriority="48"/>
+    <w:lsdException w:name="List Table 4" w:uiPriority="49"/>
+    <w:lsdException w:name="List Table 5 Dark" w:uiPriority="50"/>
+    <w:lsdException w:name="List Table 6 Colorful" w:uiPriority="51"/>
+    <w:lsdException w:name="List Table 7 Colorful" w:uiPriority="52"/>
+    <w:lsdException w:name="List Table 1 Light Accent 1" w:uiPriority="46"/>
+    <w:lsdException w:name="List Table 2 Accent 1" w:uiPriority="47"/>
+    <w:lsdException w:name="List Table 3 Accent 1" w:uiPriority="48"/>
+    <w:lsdException w:name="List Table 4 Accent 1" w:uiPriority="49"/>
+    <w:lsdException w:name="List Table 5 Dark Accent 1" w:uiPriority="50"/>
+    <w:lsdException w:name="List Table 6 Colorful Accent 1" w:uiPriority="51"/>
+    <w:lsdException w:name="List Table 7 Colorful Accent 1" w:uiPriority="52"/>
+    <w:lsdException w:name="List Table 1 Light Accent 2" w:uiPriority="46"/>
+    <w:lsdException w:name="List Table 2 Accent 2" w:uiPriority="47"/>
+    <w:lsdException w:name="List Table 3 Accent 2" w:uiPriority="48"/>
+    <w:lsdException w:name="List Table 4 Accent 2" w:uiPriority="49"/>
+    <w:lsdException w:name="List Table 5 Dark Accent 2" w:uiPriority="50"/>
+    <w:lsdException w:name="List Table 6 Colorful Accent 2" w:uiPriority="51"/>
+    <w:lsdException w:name="List Table 7 Colorful Accent 2" w:uiPriority="52"/>
+    <w:lsdException w:name="List Table 1 Light Accent 3" w:uiPriority="46"/>
+    <w:lsdException w:name="List Table 2 Accent 3" w:uiPriority="47"/>
+    <w:lsdException w:name="List Table 3 Accent 3" w:uiPriority="48"/>
+    <w:lsdException w:name="List Table 4 Accent 3" w:uiPriority="49"/>
+    <w:lsdException w:name="List Table 5 Dark Accent 3" w:uiPriority="50"/>
+    <w:lsdException w:name="List Table 6 Colorful Accent 3" w:uiPriority="51"/>
+    <w:lsdException w:name="List Table 7 Colorful Accent 3" w:uiPriority="52"/>
+    <w:lsdException w:name="List Table 1 Light Accent 4" w:uiPriority="46"/>
+    <w:lsdException w:name="List Table 2 Accent 4" w:uiPriority="47"/>
+    <w:lsdException w:name="List Table 3 Accent 4" w:uiPriority="48"/>
+    <w:lsdException w:name="List Table 4 Accent 4" w:uiPriority="49"/>
+    <w:lsdException w:name="List Table 5 Dark Accent 4" w:uiPriority="50"/>
+    <w:lsdException w:name="List Table 6 Colorful Accent 4" w:uiPriority="51"/>
+    <w:lsdException w:name="List Table 7 Colorful Accent 4" w:uiPriority="52"/>
+    <w:lsdException w:name="List Table 1 Light Accent 5" w:uiPriority="46"/>
+    <w:lsdException w:name="List Table 2 Accent 5" w:uiPriority="47"/>
+    <w:lsdException w:name="List Table 3 Accent 5" w:uiPriority="48"/>
+    <w:lsdException w:name="List Table 4 Accent 5" w:uiPriority="49"/>
+    <w:lsdException w:name="List Table 5 Dark Accent 5" w:uiPriority="50"/>
+    <w:lsdException w:name="List Table 6 Colorful Accent 5" w:uiPriority="51"/>
+    <w:lsdException w:name="List Table 7 Colorful Accent 5" w:uiPriority="52"/>
+    <w:lsdException w:name="List Table 1 Light Accent 6" w:uiPriority="46"/>
+    <w:lsdException w:name="List Table 2 Accent 6" w:uiPriority="47"/>
+    <w:lsdException w:name="List Table 3 Accent 6" w:uiPriority="48"/>
+    <w:lsdException w:name="List Table 4 Accent 6" w:uiPriority="49"/>
+    <w:lsdException w:name="List Table 5 Dark Accent 6" w:uiPriority="50"/>
+    <w:lsdException w:name="List Table 6 Colorful Accent 6" w:uiPriority="51"/>
+    <w:lsdException w:name="List Table 7 Colorful Accent 6" w:uiPriority="52"/>
+    <w:lsdException w:name="Mention" w:semiHidden="1" w:unhideWhenUsed="1"/>
+    <w:lsdException w:name="Smart Hyperlink" w:semiHidden="1" w:unhideWhenUsed="1"/>
+    <w:lsdException w:name="Hashtag" w:semiHidden="1" w:unhideWhenUsed="1"/>
+    <w:lsdException w:name="Unresolved Mention" w:semiHidden="1" w:unhideWhenUsed="1"/>
+    <w:lsdException w:name="Smart Link" w:semiHidden="1" w:unhideWhenUsed="1"/>
+  </w:latentStyles>
+  <w:style w:type="paragraph" w:default="1" w:styleId="a">
+    <w:name w:val="Normal"/>
+    <w:qFormat/>
+    <w:pPr>
+      <w:widowControl w:val="0"/>
+      <w:wordWrap w:val="0"/>
+      <w:autoSpaceDE w:val="0"/>
+      <w:autoSpaceDN w:val="0"/>
+    </w:pPr>
+  </w:style>
+  <w:style w:type="character" w:default="1" w:styleId="a0">
+    <w:name w:val="Default Paragraph Font"/>
+    <w:uiPriority w:val="1"/>
+    <w:semiHidden/>
+    <w:unhideWhenUsed/>
+  </w:style>
+  <w:style w:type="table" w:default="1" w:styleId="a1">
+    <w:name w:val="Normal Table"/>
+    <w:uiPriority w:val="99"/>
+    <w:semiHidden/>
+    <w:unhideWhenUsed/>
+    <w:tblPr>
+      <w:tblInd w:w="0" w:type="dxa"/>
+      <w:tblCellMar>
+        <w:top w:w="0" w:type="dxa"/>
+        <w:left w:w="108" w:type="dxa"/>
+        <w:bottom w:w="0" w:type="dxa"/>
+        <w:right w:w="108" w:type="dxa"/>
+      </w:tblCellMar>
+    </w:tblPr>
+  </w:style>
+  <w:style w:type="numbering" w:default="1" w:styleId="a2">
+    <w:name w:val="No List"/>
+    <w:uiPriority w:val="99"/>
+    <w:semiHidden/>
+    <w:unhideWhenUsed/>
+  </w:style>
+  <w:style w:type="paragraph" w:styleId="a3">
+    <w:name w:val="Normal (Web)"/>
+    <w:basedOn w:val="a"/>
+    <w:uiPriority w:val="99"/>
+    <w:semiHidden/>
+    <w:unhideWhenUsed/>
+    <w:rsid w:val="00B92B37"/>
+    <w:pPr>
+      <w:widowControl/>
+      <w:wordWrap/>
+      <w:autoSpaceDE/>
+      <w:autoSpaceDN/>
+      <w:spacing w:before="100" w:beforeAutospacing="1" w:after="100" w:afterAutospacing="1"/>
+    </w:pPr>
+    <w:rPr>
+      <w:rFonts w:ascii="굴림" w:eastAsia="굴림" w:hAnsi="굴림" w:cs="굴림"/>
+      <w:kern w:val="0"/>
+      <w:sz w:val="24"/>
+    </w:rPr>
+  </w:style>
+  <w:style w:type="paragraph" w:styleId="a4">
+    <w:name w:val="header"/>
+    <w:basedOn w:val="a"/>
+    <w:link w:val="Char"/>
+    <w:uiPriority w:val="99"/>
+    <w:unhideWhenUsed/>
+    <w:rsid w:val="00731FF5"/>
+    <w:pPr>
+      <w:tabs>
+        <w:tab w:val="center" w:pos="4513"/>
+        <w:tab w:val="right" w:pos="9026"/>
+      </w:tabs>
+      <w:snapToGrid w:val="0"/>
+    </w:pPr>
+  </w:style>
+  <w:style w:type="character" w:customStyle="1" w:styleId="Char">
+    <w:name w:val="머리글 Char"/>
+    <w:basedOn w:val="a0"/>
+    <w:link w:val="a4"/>
+    <w:uiPriority w:val="99"/>
+    <w:rsid w:val="00731FF5"/>
+  </w:style>
+  <w:style w:type="paragraph" w:styleId="a5">
+    <w:name w:val="footer"/>
+    <w:basedOn w:val="a"/>
+    <w:link w:val="Char0"/>
+    <w:uiPriority w:val="99"/>
+    <w:unhideWhenUsed/>
+    <w:rsid w:val="00731FF5"/>
+    <w:pPr>
+      <w:tabs>
+        <w:tab w:val="center" w:pos="4513"/>
+        <w:tab w:val="right" w:pos="9026"/>
+      </w:tabs>
+      <w:snapToGrid w:val="0"/>
+    </w:pPr>
+  </w:style>
+  <w:style w:type="character" w:customStyle="1" w:styleId="Char0">
+    <w:name w:val="바닥글 Char"/>
+    <w:basedOn w:val="a0"/>
+    <w:link w:val="a5"/>
+    <w:uiPriority w:val="99"/>
+    <w:rsid w:val="00731FF5"/>
+  </w:style>
+</w:styles>
 </file>
 
 <file path=word/theme/theme1.xml><?xml version="1.0" encoding="utf-8"?>
@@ -397,4 +1163,18 @@
   <a:objectDefaults/>
   <a:extraClrSchemeLst/>
 </a:theme>
+</file>
+
+<file path=customXml/item1.xml><?xml version="1.0" encoding="utf-8"?>
+<meta xmlns="http://schemas.apple.com/cocoa/2006/metadata">
+  <generator>CocoaOOXMLWriter/2685.6</generator>
+</meta>
+</file>
+
+<file path=customXml/itemProps1.xml><?xml version="1.0" encoding="utf-8"?>
+<ds:datastoreItem xmlns:ds="http://schemas.openxmlformats.org/officeDocument/2006/customXml" ds:itemID="{BDC39A62-D446-4CD2-8759-AA8C65D3D1FE}">
+  <ds:schemaRefs>
+    <ds:schemaRef ds:uri="http://schemas.apple.com/cocoa/2006/metadata"/>
+  </ds:schemaRefs>
+</ds:datastoreItem>
 </file>